--- a/הנחיות למטלה מסכמת .docx
+++ b/הנחיות למטלה מסכמת .docx
@@ -523,6 +523,18 @@
         </w:rPr>
         <w:t xml:space="preserve">עליכם לקחת קובץ נתונים (ראו מטה) ולבחון </w:t>
       </w:r>
+    </w:p>
+    <w:p>
+      <w:pPr>
+        <w:pStyle w:val="ListParagraph"/>
+        <w:numPr>
+          <w:ilvl w:val="0"/>
+          <w:numId w:val="17"/>
+        </w:numPr>
+        <w:rPr>
+          <w:rFonts w:asciiTheme="minorBidi" w:hAnsiTheme="minorBidi" w:cstheme="minorBidi"/>
+        </w:rPr>
+      </w:pPr>
       <w:r>
         <w:rPr>
           <w:rFonts w:asciiTheme="minorBidi" w:hAnsiTheme="minorBidi" w:cstheme="minorBidi"/>
@@ -619,7 +631,46 @@
           <w:rFonts w:asciiTheme="minorBidi" w:hAnsiTheme="minorBidi" w:cstheme="minorBidi"/>
           <w:rtl/>
         </w:rPr>
-        <w:t xml:space="preserve"> (ניתן להשתמש בשיטה אחת שלא נלמדה בקורס). עליכם לדווח על התוצאות וכן לפרש</w:t>
+        <w:t xml:space="preserve"> (ניתן להשתמש בשיטה אחת שלא נלמדה בקורס). </w:t>
+      </w:r>
+    </w:p>
+    <w:p>
+      <w:pPr>
+        <w:pStyle w:val="ListParagraph"/>
+        <w:numPr>
+          <w:ilvl w:val="0"/>
+          <w:numId w:val="17"/>
+        </w:numPr>
+        <w:rPr>
+          <w:rFonts w:asciiTheme="minorBidi" w:hAnsiTheme="minorBidi" w:cstheme="minorBidi"/>
+        </w:rPr>
+      </w:pPr>
+      <w:r>
+        <w:rPr>
+          <w:rFonts w:asciiTheme="minorBidi" w:hAnsiTheme="minorBidi" w:cstheme="minorBidi"/>
+          <w:rtl/>
+        </w:rPr>
+        <w:t xml:space="preserve">עליכם לדווח על התוצאות </w:t>
+      </w:r>
+    </w:p>
+    <w:p>
+      <w:pPr>
+        <w:pStyle w:val="ListParagraph"/>
+        <w:numPr>
+          <w:ilvl w:val="0"/>
+          <w:numId w:val="17"/>
+        </w:numPr>
+        <w:rPr>
+          <w:rFonts w:asciiTheme="minorBidi" w:hAnsiTheme="minorBidi" w:cstheme="minorBidi"/>
+          <w:rtl/>
+        </w:rPr>
+      </w:pPr>
+      <w:r>
+        <w:rPr>
+          <w:rFonts w:asciiTheme="minorBidi" w:hAnsiTheme="minorBidi" w:cstheme="minorBidi"/>
+          <w:rtl/>
+        </w:rPr>
+        <w:t>וכן לפרש</w:t>
       </w:r>
       <w:r>
         <w:rPr>
@@ -782,6 +833,20 @@
         </w:rPr>
         <w:t xml:space="preserve"> </w:t>
       </w:r>
+    </w:p>
+    <w:p>
+      <w:pPr>
+        <w:pStyle w:val="ListParagraph"/>
+        <w:numPr>
+          <w:ilvl w:val="1"/>
+          <w:numId w:val="3"/>
+        </w:numPr>
+        <w:rPr>
+          <w:rFonts w:asciiTheme="minorBidi" w:hAnsiTheme="minorBidi" w:cstheme="minorBidi"/>
+          <w:b/>
+          <w:bCs/>
+        </w:rPr>
+      </w:pPr>
       <w:r>
         <w:rPr>
           <w:rFonts w:asciiTheme="minorBidi" w:hAnsiTheme="minorBidi" w:cstheme="minorBidi"/>
@@ -800,7 +865,28 @@
           <w:rFonts w:asciiTheme="minorBidi" w:hAnsiTheme="minorBidi" w:cstheme="minorBidi"/>
           <w:rtl/>
         </w:rPr>
-        <w:t xml:space="preserve"> שערכתם – מה המנבאים במודל (</w:t>
+        <w:t xml:space="preserve"> שערכתם – </w:t>
+      </w:r>
+    </w:p>
+    <w:p>
+      <w:pPr>
+        <w:pStyle w:val="ListParagraph"/>
+        <w:numPr>
+          <w:ilvl w:val="1"/>
+          <w:numId w:val="3"/>
+        </w:numPr>
+        <w:rPr>
+          <w:rFonts w:asciiTheme="minorBidi" w:hAnsiTheme="minorBidi" w:cstheme="minorBidi"/>
+          <w:b/>
+          <w:bCs/>
+        </w:rPr>
+      </w:pPr>
+      <w:r>
+        <w:rPr>
+          <w:rFonts w:asciiTheme="minorBidi" w:hAnsiTheme="minorBidi" w:cstheme="minorBidi"/>
+          <w:rtl/>
+        </w:rPr>
+        <w:t>מה המנבאים במודל (</w:t>
       </w:r>
       <w:proofErr w:type="spellStart"/>
       <w:r>
@@ -829,7 +915,28 @@
           <w:rFonts w:asciiTheme="minorBidi" w:hAnsiTheme="minorBidi" w:cstheme="minorBidi"/>
           <w:rtl/>
         </w:rPr>
-        <w:t>!), ואילו עיבודים / טרנספורמציות ערכתם</w:t>
+        <w:t xml:space="preserve">!), </w:t>
+      </w:r>
+    </w:p>
+    <w:p>
+      <w:pPr>
+        <w:pStyle w:val="ListParagraph"/>
+        <w:numPr>
+          <w:ilvl w:val="1"/>
+          <w:numId w:val="3"/>
+        </w:numPr>
+        <w:rPr>
+          <w:rFonts w:asciiTheme="minorBidi" w:hAnsiTheme="minorBidi" w:cstheme="minorBidi"/>
+          <w:b/>
+          <w:bCs/>
+        </w:rPr>
+      </w:pPr>
+      <w:r>
+        <w:rPr>
+          <w:rFonts w:asciiTheme="minorBidi" w:hAnsiTheme="minorBidi" w:cstheme="minorBidi"/>
+          <w:rtl/>
+        </w:rPr>
+        <w:t>ואילו עיבודים / טרנספורמציות ערכתם</w:t>
       </w:r>
       <w:r>
         <w:rPr>
@@ -911,6 +1018,7 @@
           <w:rFonts w:asciiTheme="minorBidi" w:hAnsiTheme="minorBidi" w:cstheme="minorBidi"/>
           <w:rtl/>
         </w:rPr>
+        <w:lastRenderedPageBreak/>
         <w:t>יש לאמן (לפחות) שני מודלים</w:t>
       </w:r>
       <w:r>
@@ -1074,7 +1182,6 @@
           <w:rFonts w:asciiTheme="minorBidi" w:hAnsiTheme="minorBidi" w:cstheme="minorBidi"/>
           <w:rtl/>
         </w:rPr>
-        <w:lastRenderedPageBreak/>
         <w:t xml:space="preserve">מודל / שיטה </w:t>
       </w:r>
       <w:proofErr w:type="spellStart"/>
@@ -1224,62 +1331,105 @@
           <w:rFonts w:asciiTheme="minorBidi" w:hAnsiTheme="minorBidi" w:cstheme="minorBidi" w:hint="cs"/>
           <w:rtl/>
         </w:rPr>
+        <w:t>,</w:t>
+      </w:r>
+    </w:p>
+    <w:p>
+      <w:pPr>
+        <w:pStyle w:val="ListParagraph"/>
+        <w:numPr>
+          <w:ilvl w:val="2"/>
+          <w:numId w:val="3"/>
+        </w:numPr>
+        <w:rPr>
+          <w:rFonts w:asciiTheme="minorBidi" w:hAnsiTheme="minorBidi" w:cstheme="minorBidi"/>
+        </w:rPr>
+      </w:pPr>
+      <w:r>
+        <w:rPr>
+          <w:rFonts w:asciiTheme="minorBidi" w:hAnsiTheme="minorBidi" w:cstheme="minorBidi" w:hint="cs"/>
+          <w:rtl/>
+        </w:rPr>
+        <w:t xml:space="preserve"> </w:t>
+      </w:r>
+      <w:r>
+        <w:rPr>
+          <w:rFonts w:asciiTheme="minorBidi" w:hAnsiTheme="minorBidi" w:cstheme="minorBidi"/>
+          <w:rtl/>
+        </w:rPr>
+        <w:t xml:space="preserve">לדווח על הערכים המועמדים, </w:t>
+      </w:r>
+    </w:p>
+    <w:p>
+      <w:pPr>
+        <w:pStyle w:val="ListParagraph"/>
+        <w:numPr>
+          <w:ilvl w:val="2"/>
+          <w:numId w:val="3"/>
+        </w:numPr>
+        <w:rPr>
+          <w:rFonts w:asciiTheme="minorBidi" w:hAnsiTheme="minorBidi" w:cstheme="minorBidi"/>
+        </w:rPr>
+      </w:pPr>
+      <w:r>
+        <w:rPr>
+          <w:rFonts w:asciiTheme="minorBidi" w:hAnsiTheme="minorBidi" w:cstheme="minorBidi" w:hint="cs"/>
+          <w:rtl/>
+        </w:rPr>
+        <w:t xml:space="preserve">על המדדים שבהם נעשה שימוש </w:t>
+      </w:r>
+      <w:r>
+        <w:rPr>
+          <w:rFonts w:asciiTheme="minorBidi" w:hAnsiTheme="minorBidi" w:cstheme="minorBidi"/>
+          <w:rtl/>
+        </w:rPr>
+        <w:t xml:space="preserve">להערכת טיב המודל (דיוק, </w:t>
+      </w:r>
+      <w:r>
+        <w:rPr>
+          <w:rFonts w:asciiTheme="minorBidi" w:hAnsiTheme="minorBidi" w:cstheme="minorBidi"/>
+        </w:rPr>
+        <w:t>F1</w:t>
+      </w:r>
+      <w:r>
+        <w:rPr>
+          <w:rFonts w:asciiTheme="minorBidi" w:hAnsiTheme="minorBidi" w:cstheme="minorBidi"/>
+          <w:rtl/>
+        </w:rPr>
         <w:t xml:space="preserve">, </w:t>
       </w:r>
       <w:r>
         <w:rPr>
           <w:rFonts w:asciiTheme="minorBidi" w:hAnsiTheme="minorBidi" w:cstheme="minorBidi"/>
-          <w:rtl/>
-        </w:rPr>
-        <w:t xml:space="preserve">לדווח על הערכים המועמדים, </w:t>
-      </w:r>
-      <w:r>
-        <w:rPr>
-          <w:rFonts w:asciiTheme="minorBidi" w:hAnsiTheme="minorBidi" w:cstheme="minorBidi" w:hint="cs"/>
-          <w:rtl/>
-        </w:rPr>
-        <w:t xml:space="preserve">על המדדים שבהם נעשה שימוש </w:t>
-      </w:r>
-      <w:r>
-        <w:rPr>
-          <w:rFonts w:asciiTheme="minorBidi" w:hAnsiTheme="minorBidi" w:cstheme="minorBidi"/>
-          <w:rtl/>
-        </w:rPr>
-        <w:t xml:space="preserve">להערכת טיב המודל (דיוק, </w:t>
-      </w:r>
-      <w:r>
-        <w:rPr>
-          <w:rFonts w:asciiTheme="minorBidi" w:hAnsiTheme="minorBidi" w:cstheme="minorBidi"/>
-        </w:rPr>
-        <w:t>F1</w:t>
-      </w:r>
-      <w:r>
-        <w:rPr>
-          <w:rFonts w:asciiTheme="minorBidi" w:hAnsiTheme="minorBidi" w:cstheme="minorBidi"/>
+        </w:rPr>
+        <w:t>R</w:t>
+      </w:r>
+      <w:r>
+        <w:rPr>
+          <w:rFonts w:asciiTheme="minorBidi" w:hAnsiTheme="minorBidi" w:cstheme="minorBidi"/>
+          <w:rtl/>
+        </w:rPr>
+        <w:t xml:space="preserve"> בריבוע, וכדומה...)</w:t>
+      </w:r>
+      <w:r>
+        <w:rPr>
+          <w:rFonts w:asciiTheme="minorBidi" w:hAnsiTheme="minorBidi" w:cstheme="minorBidi" w:hint="cs"/>
           <w:rtl/>
         </w:rPr>
         <w:t xml:space="preserve">, </w:t>
       </w:r>
-      <w:r>
-        <w:rPr>
-          <w:rFonts w:asciiTheme="minorBidi" w:hAnsiTheme="minorBidi" w:cstheme="minorBidi"/>
-        </w:rPr>
-        <w:t>R</w:t>
-      </w:r>
-      <w:r>
-        <w:rPr>
-          <w:rFonts w:asciiTheme="minorBidi" w:hAnsiTheme="minorBidi" w:cstheme="minorBidi"/>
-          <w:rtl/>
-        </w:rPr>
-        <w:t xml:space="preserve"> בריבוע, וכדומה...)</w:t>
-      </w:r>
-      <w:r>
-        <w:rPr>
-          <w:rFonts w:asciiTheme="minorBidi" w:hAnsiTheme="minorBidi" w:cstheme="minorBidi" w:hint="cs"/>
-          <w:rtl/>
-        </w:rPr>
-        <w:t xml:space="preserve">, </w:t>
-      </w:r>
+    </w:p>
+    <w:p>
+      <w:pPr>
+        <w:pStyle w:val="ListParagraph"/>
+        <w:numPr>
+          <w:ilvl w:val="2"/>
+          <w:numId w:val="3"/>
+        </w:numPr>
+        <w:rPr>
+          <w:rFonts w:asciiTheme="minorBidi" w:hAnsiTheme="minorBidi" w:cstheme="minorBidi"/>
+        </w:rPr>
+      </w:pPr>
       <w:r>
         <w:rPr>
           <w:rFonts w:asciiTheme="minorBidi" w:hAnsiTheme="minorBidi" w:cstheme="minorBidi"/>
@@ -1401,7 +1551,56 @@
           <w:rFonts w:asciiTheme="minorBidi" w:hAnsiTheme="minorBidi" w:cstheme="minorBidi" w:hint="cs"/>
           <w:rtl/>
         </w:rPr>
-        <w:t xml:space="preserve">. בהתאם לסוג המודל, זה יכול להיות פרשנות מקדמים, הצגת </w:t>
+        <w:t>. בהתאם לסוג המודל, זה יכול להיות</w:t>
+      </w:r>
+      <w:r>
+        <w:rPr>
+          <w:rFonts w:asciiTheme="minorBidi" w:hAnsiTheme="minorBidi" w:cstheme="minorBidi" w:hint="cs"/>
+          <w:rtl/>
+        </w:rPr>
+        <w:t>:</w:t>
+      </w:r>
+    </w:p>
+    <w:p>
+      <w:pPr>
+        <w:pStyle w:val="ListParagraph"/>
+        <w:numPr>
+          <w:ilvl w:val="1"/>
+          <w:numId w:val="3"/>
+        </w:numPr>
+        <w:rPr>
+          <w:rFonts w:asciiTheme="minorBidi" w:hAnsiTheme="minorBidi" w:cstheme="minorBidi"/>
+          <w:b/>
+          <w:bCs/>
+        </w:rPr>
+      </w:pPr>
+      <w:r>
+        <w:rPr>
+          <w:rFonts w:asciiTheme="minorBidi" w:hAnsiTheme="minorBidi" w:cstheme="minorBidi" w:hint="cs"/>
+          <w:rtl/>
+        </w:rPr>
+        <w:t xml:space="preserve"> פרשנות מקדמים, </w:t>
+      </w:r>
+    </w:p>
+    <w:p>
+      <w:pPr>
+        <w:pStyle w:val="ListParagraph"/>
+        <w:numPr>
+          <w:ilvl w:val="1"/>
+          <w:numId w:val="3"/>
+        </w:numPr>
+        <w:rPr>
+          <w:rFonts w:asciiTheme="minorBidi" w:hAnsiTheme="minorBidi" w:cstheme="minorBidi"/>
+          <w:b/>
+          <w:bCs/>
+        </w:rPr>
+      </w:pPr>
+      <w:r>
+        <w:rPr>
+          <w:rFonts w:asciiTheme="minorBidi" w:hAnsiTheme="minorBidi" w:cstheme="minorBidi" w:hint="cs"/>
+          <w:rtl/>
+        </w:rPr>
+        <w:t xml:space="preserve">הצגת </w:t>
       </w:r>
       <w:r>
         <w:rPr>
@@ -1414,7 +1613,28 @@
           <w:rFonts w:asciiTheme="minorBidi" w:hAnsiTheme="minorBidi" w:cstheme="minorBidi" w:hint="cs"/>
           <w:rtl/>
         </w:rPr>
-        <w:t xml:space="preserve"> על פי המודל, או שימוש בניתוח </w:t>
+        <w:t xml:space="preserve"> על פי המודל, </w:t>
+      </w:r>
+    </w:p>
+    <w:p>
+      <w:pPr>
+        <w:pStyle w:val="ListParagraph"/>
+        <w:numPr>
+          <w:ilvl w:val="1"/>
+          <w:numId w:val="3"/>
+        </w:numPr>
+        <w:rPr>
+          <w:rFonts w:asciiTheme="minorBidi" w:hAnsiTheme="minorBidi" w:cstheme="minorBidi"/>
+          <w:b/>
+          <w:bCs/>
+        </w:rPr>
+      </w:pPr>
+      <w:r>
+        <w:rPr>
+          <w:rFonts w:asciiTheme="minorBidi" w:hAnsiTheme="minorBidi" w:cstheme="minorBidi" w:hint="cs"/>
+          <w:rtl/>
+        </w:rPr>
+        <w:t xml:space="preserve">או שימוש בניתוח </w:t>
       </w:r>
       <w:r>
         <w:rPr>
@@ -2060,6 +2280,7 @@
           <w:rFonts w:asciiTheme="minorBidi" w:hAnsiTheme="minorBidi" w:cstheme="minorBidi" w:hint="cs"/>
           <w:rtl/>
         </w:rPr>
+        <w:lastRenderedPageBreak/>
         <w:t>למי שאין נתונים משלו לעבוד עליהם:</w:t>
       </w:r>
     </w:p>
@@ -2303,7 +2524,6 @@
           <w:bCs/>
           <w:rtl/>
         </w:rPr>
-        <w:lastRenderedPageBreak/>
         <w:t>שיטה ותוצאות:</w:t>
       </w:r>
       <w:r>
@@ -3409,6 +3629,118 @@
       <w:pPr>
         <w:ind w:left="6480" w:hanging="180"/>
       </w:pPr>
+    </w:lvl>
+  </w:abstractNum>
+  <w:abstractNum w:abstractNumId="7" w15:restartNumberingAfterBreak="0">
+    <w:nsid w:val="719C3DCE"/>
+    <w:multiLevelType w:val="hybridMultilevel"/>
+    <w:tmpl w:val="75083496"/>
+    <w:lvl w:ilvl="0" w:tplc="9BC44BE8">
+      <w:numFmt w:val="bullet"/>
+      <w:lvlText w:val="-"/>
+      <w:lvlJc w:val="left"/>
+      <w:pPr>
+        <w:ind w:left="720" w:hanging="360"/>
+      </w:pPr>
+      <w:rPr>
+        <w:rFonts w:ascii="Arial" w:eastAsiaTheme="minorEastAsia" w:hAnsi="Arial" w:cs="Arial" w:hint="default"/>
+      </w:rPr>
+    </w:lvl>
+    <w:lvl w:ilvl="1" w:tplc="04090003" w:tentative="1">
+      <w:start w:val="1"/>
+      <w:numFmt w:val="bullet"/>
+      <w:lvlText w:val="o"/>
+      <w:lvlJc w:val="left"/>
+      <w:pPr>
+        <w:ind w:left="1440" w:hanging="360"/>
+      </w:pPr>
+      <w:rPr>
+        <w:rFonts w:ascii="Courier New" w:hAnsi="Courier New" w:hint="default"/>
+      </w:rPr>
+    </w:lvl>
+    <w:lvl w:ilvl="2" w:tplc="04090005" w:tentative="1">
+      <w:start w:val="1"/>
+      <w:numFmt w:val="bullet"/>
+      <w:lvlText w:val=""/>
+      <w:lvlJc w:val="left"/>
+      <w:pPr>
+        <w:ind w:left="2160" w:hanging="360"/>
+      </w:pPr>
+      <w:rPr>
+        <w:rFonts w:ascii="Wingdings" w:hAnsi="Wingdings" w:hint="default"/>
+      </w:rPr>
+    </w:lvl>
+    <w:lvl w:ilvl="3" w:tplc="04090001" w:tentative="1">
+      <w:start w:val="1"/>
+      <w:numFmt w:val="bullet"/>
+      <w:lvlText w:val=""/>
+      <w:lvlJc w:val="left"/>
+      <w:pPr>
+        <w:ind w:left="2880" w:hanging="360"/>
+      </w:pPr>
+      <w:rPr>
+        <w:rFonts w:ascii="Symbol" w:hAnsi="Symbol" w:hint="default"/>
+      </w:rPr>
+    </w:lvl>
+    <w:lvl w:ilvl="4" w:tplc="04090003" w:tentative="1">
+      <w:start w:val="1"/>
+      <w:numFmt w:val="bullet"/>
+      <w:lvlText w:val="o"/>
+      <w:lvlJc w:val="left"/>
+      <w:pPr>
+        <w:ind w:left="3600" w:hanging="360"/>
+      </w:pPr>
+      <w:rPr>
+        <w:rFonts w:ascii="Courier New" w:hAnsi="Courier New" w:hint="default"/>
+      </w:rPr>
+    </w:lvl>
+    <w:lvl w:ilvl="5" w:tplc="04090005" w:tentative="1">
+      <w:start w:val="1"/>
+      <w:numFmt w:val="bullet"/>
+      <w:lvlText w:val=""/>
+      <w:lvlJc w:val="left"/>
+      <w:pPr>
+        <w:ind w:left="4320" w:hanging="360"/>
+      </w:pPr>
+      <w:rPr>
+        <w:rFonts w:ascii="Wingdings" w:hAnsi="Wingdings" w:hint="default"/>
+      </w:rPr>
+    </w:lvl>
+    <w:lvl w:ilvl="6" w:tplc="04090001" w:tentative="1">
+      <w:start w:val="1"/>
+      <w:numFmt w:val="bullet"/>
+      <w:lvlText w:val=""/>
+      <w:lvlJc w:val="left"/>
+      <w:pPr>
+        <w:ind w:left="5040" w:hanging="360"/>
+      </w:pPr>
+      <w:rPr>
+        <w:rFonts w:ascii="Symbol" w:hAnsi="Symbol" w:hint="default"/>
+      </w:rPr>
+    </w:lvl>
+    <w:lvl w:ilvl="7" w:tplc="04090003" w:tentative="1">
+      <w:start w:val="1"/>
+      <w:numFmt w:val="bullet"/>
+      <w:lvlText w:val="o"/>
+      <w:lvlJc w:val="left"/>
+      <w:pPr>
+        <w:ind w:left="5760" w:hanging="360"/>
+      </w:pPr>
+      <w:rPr>
+        <w:rFonts w:ascii="Courier New" w:hAnsi="Courier New" w:hint="default"/>
+      </w:rPr>
+    </w:lvl>
+    <w:lvl w:ilvl="8" w:tplc="04090005" w:tentative="1">
+      <w:start w:val="1"/>
+      <w:numFmt w:val="bullet"/>
+      <w:lvlText w:val=""/>
+      <w:lvlJc w:val="left"/>
+      <w:pPr>
+        <w:ind w:left="6480" w:hanging="360"/>
+      </w:pPr>
+      <w:rPr>
+        <w:rFonts w:ascii="Wingdings" w:hAnsi="Wingdings" w:hint="default"/>
+      </w:rPr>
     </w:lvl>
   </w:abstractNum>
   <w:num w:numId="1" w16cid:durableId="997267221">
@@ -3458,6 +3790,9 @@
   </w:num>
   <w:num w:numId="16" w16cid:durableId="1132290849">
     <w:abstractNumId w:val="5"/>
+  </w:num>
+  <w:num w:numId="17" w16cid:durableId="826289476">
+    <w:abstractNumId w:val="7"/>
   </w:num>
 </w:numbering>
 </file>

--- a/הנחיות למטלה מסכמת .docx
+++ b/הנחיות למטלה מסכמת .docx
@@ -1343,6 +1343,7 @@
         </w:numPr>
         <w:rPr>
           <w:rFonts w:asciiTheme="minorBidi" w:hAnsiTheme="minorBidi" w:cstheme="minorBidi"/>
+          <w:highlight w:val="yellow"/>
         </w:rPr>
       </w:pPr>
       <w:r>
@@ -1355,6 +1356,7 @@
       <w:r>
         <w:rPr>
           <w:rFonts w:asciiTheme="minorBidi" w:hAnsiTheme="minorBidi" w:cstheme="minorBidi"/>
+          <w:highlight w:val="yellow"/>
           <w:rtl/>
         </w:rPr>
         <w:t xml:space="preserve">לדווח על הערכים המועמדים, </w:t>
@@ -1369,11 +1371,13 @@
         </w:numPr>
         <w:rPr>
           <w:rFonts w:asciiTheme="minorBidi" w:hAnsiTheme="minorBidi" w:cstheme="minorBidi"/>
-        </w:rPr>
-      </w:pPr>
-      <w:r>
-        <w:rPr>
-          <w:rFonts w:asciiTheme="minorBidi" w:hAnsiTheme="minorBidi" w:cstheme="minorBidi" w:hint="cs"/>
+          <w:highlight w:val="yellow"/>
+        </w:rPr>
+      </w:pPr>
+      <w:r>
+        <w:rPr>
+          <w:rFonts w:asciiTheme="minorBidi" w:hAnsiTheme="minorBidi" w:cstheme="minorBidi" w:hint="cs"/>
+          <w:highlight w:val="yellow"/>
           <w:rtl/>
         </w:rPr>
         <w:t xml:space="preserve">על המדדים שבהם נעשה שימוש </w:t>
@@ -1381,6 +1385,7 @@
       <w:r>
         <w:rPr>
           <w:rFonts w:asciiTheme="minorBidi" w:hAnsiTheme="minorBidi" w:cstheme="minorBidi"/>
+          <w:highlight w:val="yellow"/>
           <w:rtl/>
         </w:rPr>
         <w:t xml:space="preserve">להערכת טיב המודל (דיוק, </w:t>
@@ -1388,12 +1393,14 @@
       <w:r>
         <w:rPr>
           <w:rFonts w:asciiTheme="minorBidi" w:hAnsiTheme="minorBidi" w:cstheme="minorBidi"/>
+          <w:highlight w:val="yellow"/>
         </w:rPr>
         <w:t>F1</w:t>
       </w:r>
       <w:r>
         <w:rPr>
           <w:rFonts w:asciiTheme="minorBidi" w:hAnsiTheme="minorBidi" w:cstheme="minorBidi"/>
+          <w:highlight w:val="yellow"/>
           <w:rtl/>
         </w:rPr>
         <w:t xml:space="preserve">, </w:t>
@@ -1401,12 +1408,14 @@
       <w:r>
         <w:rPr>
           <w:rFonts w:asciiTheme="minorBidi" w:hAnsiTheme="minorBidi" w:cstheme="minorBidi"/>
+          <w:highlight w:val="yellow"/>
         </w:rPr>
         <w:t>R</w:t>
       </w:r>
       <w:r>
         <w:rPr>
           <w:rFonts w:asciiTheme="minorBidi" w:hAnsiTheme="minorBidi" w:cstheme="minorBidi"/>
+          <w:highlight w:val="yellow"/>
           <w:rtl/>
         </w:rPr>
         <w:t xml:space="preserve"> בריבוע, וכדומה...)</w:t>
@@ -1414,6 +1423,7 @@
       <w:r>
         <w:rPr>
           <w:rFonts w:asciiTheme="minorBidi" w:hAnsiTheme="minorBidi" w:cstheme="minorBidi" w:hint="cs"/>
+          <w:highlight w:val="yellow"/>
           <w:rtl/>
         </w:rPr>
         <w:t xml:space="preserve">, </w:t>
@@ -1428,11 +1438,13 @@
         </w:numPr>
         <w:rPr>
           <w:rFonts w:asciiTheme="minorBidi" w:hAnsiTheme="minorBidi" w:cstheme="minorBidi"/>
-        </w:rPr>
-      </w:pPr>
-      <w:r>
-        <w:rPr>
-          <w:rFonts w:asciiTheme="minorBidi" w:hAnsiTheme="minorBidi" w:cstheme="minorBidi"/>
+          <w:highlight w:val="yellow"/>
+        </w:rPr>
+      </w:pPr>
+      <w:r>
+        <w:rPr>
+          <w:rFonts w:asciiTheme="minorBidi" w:hAnsiTheme="minorBidi" w:cstheme="minorBidi"/>
+          <w:highlight w:val="yellow"/>
           <w:rtl/>
         </w:rPr>
         <w:t>על הער</w:t>
@@ -1440,6 +1452,7 @@
       <w:r>
         <w:rPr>
           <w:rFonts w:asciiTheme="minorBidi" w:hAnsiTheme="minorBidi" w:cstheme="minorBidi"/>
+          <w:highlight w:val="yellow"/>
           <w:rtl/>
         </w:rPr>
         <w:t>ך/</w:t>
@@ -1447,6 +1460,7 @@
       <w:r>
         <w:rPr>
           <w:rFonts w:asciiTheme="minorBidi" w:hAnsiTheme="minorBidi" w:cstheme="minorBidi"/>
+          <w:highlight w:val="yellow"/>
           <w:rtl/>
         </w:rPr>
         <w:t>ים שנבחרו</w:t>
@@ -1454,6 +1468,7 @@
       <w:r>
         <w:rPr>
           <w:rFonts w:asciiTheme="minorBidi" w:hAnsiTheme="minorBidi" w:cstheme="minorBidi" w:hint="cs"/>
+          <w:highlight w:val="yellow"/>
           <w:rtl/>
         </w:rPr>
         <w:t xml:space="preserve"> ושיטת הבחירה בהם</w:t>
@@ -1461,6 +1476,7 @@
       <w:r>
         <w:rPr>
           <w:rFonts w:asciiTheme="minorBidi" w:hAnsiTheme="minorBidi" w:cstheme="minorBidi"/>
+          <w:highlight w:val="yellow"/>
           <w:rtl/>
         </w:rPr>
         <w:t>.</w:t>
@@ -1572,14 +1588,23 @@
           <w:rFonts w:asciiTheme="minorBidi" w:hAnsiTheme="minorBidi" w:cstheme="minorBidi"/>
           <w:b/>
           <w:bCs/>
-        </w:rPr>
-      </w:pPr>
-      <w:r>
-        <w:rPr>
-          <w:rFonts w:asciiTheme="minorBidi" w:hAnsiTheme="minorBidi" w:cstheme="minorBidi" w:hint="cs"/>
-          <w:rtl/>
-        </w:rPr>
-        <w:t xml:space="preserve"> פרשנות מקדמים, </w:t>
+          <w:highlight w:val="yellow"/>
+        </w:rPr>
+      </w:pPr>
+      <w:r>
+        <w:rPr>
+          <w:rFonts w:asciiTheme="minorBidi" w:hAnsiTheme="minorBidi" w:cstheme="minorBidi" w:hint="cs"/>
+          <w:rtl/>
+        </w:rPr>
+        <w:t xml:space="preserve"> </w:t>
+      </w:r>
+      <w:r>
+        <w:rPr>
+          <w:rFonts w:asciiTheme="minorBidi" w:hAnsiTheme="minorBidi" w:cstheme="minorBidi" w:hint="cs"/>
+          <w:highlight w:val="yellow"/>
+          <w:rtl/>
+        </w:rPr>
+        <w:t xml:space="preserve">פרשנות מקדמים, </w:t>
       </w:r>
     </w:p>
     <w:p>
@@ -1593,11 +1618,13 @@
           <w:rFonts w:asciiTheme="minorBidi" w:hAnsiTheme="minorBidi" w:cstheme="minorBidi"/>
           <w:b/>
           <w:bCs/>
-        </w:rPr>
-      </w:pPr>
-      <w:r>
-        <w:rPr>
-          <w:rFonts w:asciiTheme="minorBidi" w:hAnsiTheme="minorBidi" w:cstheme="minorBidi" w:hint="cs"/>
+          <w:highlight w:val="yellow"/>
+        </w:rPr>
+      </w:pPr>
+      <w:r>
+        <w:rPr>
+          <w:rFonts w:asciiTheme="minorBidi" w:hAnsiTheme="minorBidi" w:cstheme="minorBidi" w:hint="cs"/>
+          <w:highlight w:val="yellow"/>
           <w:rtl/>
         </w:rPr>
         <w:t xml:space="preserve">הצגת </w:t>
@@ -1605,12 +1632,14 @@
       <w:r>
         <w:rPr>
           <w:rFonts w:asciiTheme="minorBidi" w:hAnsiTheme="minorBidi" w:cstheme="minorBidi"/>
+          <w:highlight w:val="yellow"/>
         </w:rPr>
         <w:t>variable importance</w:t>
       </w:r>
       <w:r>
         <w:rPr>
           <w:rFonts w:asciiTheme="minorBidi" w:hAnsiTheme="minorBidi" w:cstheme="minorBidi" w:hint="cs"/>
+          <w:highlight w:val="yellow"/>
           <w:rtl/>
         </w:rPr>
         <w:t xml:space="preserve"> על פי המודל, </w:t>
@@ -1627,11 +1656,13 @@
           <w:rFonts w:asciiTheme="minorBidi" w:hAnsiTheme="minorBidi" w:cstheme="minorBidi"/>
           <w:b/>
           <w:bCs/>
-        </w:rPr>
-      </w:pPr>
-      <w:r>
-        <w:rPr>
-          <w:rFonts w:asciiTheme="minorBidi" w:hAnsiTheme="minorBidi" w:cstheme="minorBidi" w:hint="cs"/>
+          <w:highlight w:val="yellow"/>
+        </w:rPr>
+      </w:pPr>
+      <w:r>
+        <w:rPr>
+          <w:rFonts w:asciiTheme="minorBidi" w:hAnsiTheme="minorBidi" w:cstheme="minorBidi" w:hint="cs"/>
+          <w:highlight w:val="yellow"/>
           <w:rtl/>
         </w:rPr>
         <w:t xml:space="preserve">או שימוש בניתוח </w:t>
@@ -1639,12 +1670,14 @@
       <w:r>
         <w:rPr>
           <w:rFonts w:asciiTheme="minorBidi" w:hAnsiTheme="minorBidi" w:cstheme="minorBidi"/>
+          <w:highlight w:val="yellow"/>
         </w:rPr>
         <w:t>model-agnostic</w:t>
       </w:r>
       <w:r>
         <w:rPr>
           <w:rFonts w:asciiTheme="minorBidi" w:hAnsiTheme="minorBidi" w:cstheme="minorBidi" w:hint="cs"/>
+          <w:highlight w:val="yellow"/>
           <w:rtl/>
         </w:rPr>
         <w:t xml:space="preserve"> </w:t>
@@ -1652,6 +1685,7 @@
       <w:r>
         <w:rPr>
           <w:rFonts w:asciiTheme="minorBidi" w:hAnsiTheme="minorBidi" w:cstheme="minorBidi" w:hint="cs"/>
+          <w:highlight w:val="yellow"/>
           <w:rtl/>
         </w:rPr>
         <w:t xml:space="preserve">כלשהו </w:t>
@@ -1659,16 +1693,10 @@
       <w:r>
         <w:rPr>
           <w:rFonts w:asciiTheme="minorBidi" w:hAnsiTheme="minorBidi" w:cstheme="minorBidi" w:hint="cs"/>
-          <w:rtl/>
-        </w:rPr>
-        <w:t>(ברמת הניבוי או ברמת המשתנה)</w:t>
-      </w:r>
-      <w:r>
-        <w:rPr>
-          <w:rFonts w:asciiTheme="minorBidi" w:hAnsiTheme="minorBidi" w:cstheme="minorBidi" w:hint="cs"/>
-          <w:rtl/>
-        </w:rPr>
-        <w:t>.</w:t>
+          <w:highlight w:val="yellow"/>
+          <w:rtl/>
+        </w:rPr>
+        <w:t>(ברמת הניבוי או ברמת המשתנה).</w:t>
       </w:r>
     </w:p>
     <w:p>
@@ -1682,6 +1710,7 @@
           <w:rFonts w:asciiTheme="minorBidi" w:hAnsiTheme="minorBidi" w:cstheme="minorBidi"/>
           <w:b/>
           <w:bCs/>
+          <w:highlight w:val="yellow"/>
         </w:rPr>
       </w:pPr>
       <w:r>
@@ -1689,6 +1718,7 @@
           <w:rFonts w:asciiTheme="minorBidi" w:hAnsiTheme="minorBidi" w:cstheme="minorBidi" w:hint="cs"/>
           <w:b/>
           <w:bCs/>
+          <w:highlight w:val="yellow"/>
           <w:rtl/>
         </w:rPr>
         <w:t>השוואה בין מודלים</w:t>
@@ -1703,11 +1733,13 @@
         </w:numPr>
         <w:rPr>
           <w:rFonts w:asciiTheme="minorBidi" w:hAnsiTheme="minorBidi" w:cstheme="minorBidi"/>
-        </w:rPr>
-      </w:pPr>
-      <w:r>
-        <w:rPr>
-          <w:rFonts w:asciiTheme="minorBidi" w:hAnsiTheme="minorBidi" w:cstheme="minorBidi"/>
+          <w:highlight w:val="yellow"/>
+        </w:rPr>
+      </w:pPr>
+      <w:r>
+        <w:rPr>
+          <w:rFonts w:asciiTheme="minorBidi" w:hAnsiTheme="minorBidi" w:cstheme="minorBidi"/>
+          <w:highlight w:val="yellow"/>
           <w:rtl/>
         </w:rPr>
         <w:t xml:space="preserve">יש להשוות בין המודלים באמצעות </w:t>
@@ -1715,12 +1747,14 @@
       <w:r>
         <w:rPr>
           <w:rFonts w:asciiTheme="minorBidi" w:hAnsiTheme="minorBidi" w:cstheme="minorBidi"/>
+          <w:highlight w:val="yellow"/>
         </w:rPr>
         <w:t>k-fold CV</w:t>
       </w:r>
       <w:r>
         <w:rPr>
           <w:rFonts w:asciiTheme="minorBidi" w:hAnsiTheme="minorBidi" w:cstheme="minorBidi"/>
+          <w:highlight w:val="yellow"/>
           <w:rtl/>
         </w:rPr>
         <w:t xml:space="preserve"> </w:t>
@@ -1728,6 +1762,7 @@
       <w:r>
         <w:rPr>
           <w:rFonts w:asciiTheme="minorBidi" w:hAnsiTheme="minorBidi" w:cstheme="minorBidi" w:hint="cs"/>
+          <w:highlight w:val="yellow"/>
           <w:rtl/>
         </w:rPr>
         <w:t xml:space="preserve">(כפי שנלמד תחת הנושא של "השוואה בין מודלים") </w:t>
@@ -1735,6 +1770,7 @@
       <w:r>
         <w:rPr>
           <w:rFonts w:asciiTheme="minorBidi" w:hAnsiTheme="minorBidi" w:cstheme="minorBidi"/>
+          <w:highlight w:val="yellow"/>
           <w:rtl/>
         </w:rPr>
         <w:t>ולבחור את המודל הסופי על סמך</w:t>
@@ -1742,6 +1778,7 @@
       <w:r>
         <w:rPr>
           <w:rFonts w:asciiTheme="minorBidi" w:hAnsiTheme="minorBidi" w:cstheme="minorBidi" w:hint="cs"/>
+          <w:highlight w:val="yellow"/>
           <w:rtl/>
         </w:rPr>
         <w:t xml:space="preserve"> השוואה זו</w:t>
@@ -1749,6 +1786,7 @@
       <w:r>
         <w:rPr>
           <w:rFonts w:asciiTheme="minorBidi" w:hAnsiTheme="minorBidi" w:cstheme="minorBidi" w:hint="cs"/>
+          <w:highlight w:val="yellow"/>
           <w:rtl/>
         </w:rPr>
         <w:t>.</w:t>
@@ -1756,6 +1794,7 @@
       <w:r>
         <w:rPr>
           <w:rFonts w:asciiTheme="minorBidi" w:hAnsiTheme="minorBidi" w:cstheme="minorBidi"/>
+          <w:highlight w:val="yellow"/>
           <w:rtl/>
         </w:rPr>
         <w:t xml:space="preserve"> </w:t>
@@ -1770,11 +1809,13 @@
         </w:numPr>
         <w:rPr>
           <w:rFonts w:asciiTheme="minorBidi" w:hAnsiTheme="minorBidi" w:cstheme="minorBidi"/>
-        </w:rPr>
-      </w:pPr>
-      <w:r>
-        <w:rPr>
-          <w:rFonts w:asciiTheme="minorBidi" w:hAnsiTheme="minorBidi" w:cstheme="minorBidi" w:hint="cs"/>
+          <w:highlight w:val="yellow"/>
+        </w:rPr>
+      </w:pPr>
+      <w:r>
+        <w:rPr>
+          <w:rFonts w:asciiTheme="minorBidi" w:hAnsiTheme="minorBidi" w:cstheme="minorBidi" w:hint="cs"/>
+          <w:highlight w:val="yellow"/>
           <w:rtl/>
         </w:rPr>
         <w:t>השתמשו ב</w:t>
@@ -1782,6 +1823,7 @@
       <w:r>
         <w:rPr>
           <w:rFonts w:asciiTheme="minorBidi" w:hAnsiTheme="minorBidi" w:cstheme="minorBidi"/>
+          <w:highlight w:val="yellow"/>
           <w:rtl/>
         </w:rPr>
         <w:t xml:space="preserve">מדדים רלוונטיים להערכת טיב המודל (דיוק, </w:t>
@@ -1789,12 +1831,14 @@
       <w:r>
         <w:rPr>
           <w:rFonts w:asciiTheme="minorBidi" w:hAnsiTheme="minorBidi" w:cstheme="minorBidi"/>
+          <w:highlight w:val="yellow"/>
         </w:rPr>
         <w:t>F1</w:t>
       </w:r>
       <w:r>
         <w:rPr>
           <w:rFonts w:asciiTheme="minorBidi" w:hAnsiTheme="minorBidi" w:cstheme="minorBidi"/>
+          <w:highlight w:val="yellow"/>
           <w:rtl/>
         </w:rPr>
         <w:t xml:space="preserve">, </w:t>
@@ -1802,12 +1846,14 @@
       <w:r>
         <w:rPr>
           <w:rFonts w:asciiTheme="minorBidi" w:hAnsiTheme="minorBidi" w:cstheme="minorBidi"/>
+          <w:highlight w:val="yellow"/>
         </w:rPr>
         <w:t>R</w:t>
       </w:r>
       <w:r>
         <w:rPr>
           <w:rFonts w:asciiTheme="minorBidi" w:hAnsiTheme="minorBidi" w:cstheme="minorBidi"/>
+          <w:highlight w:val="yellow"/>
           <w:rtl/>
         </w:rPr>
         <w:t xml:space="preserve"> בריבוע, וכדומה...)</w:t>
@@ -1815,6 +1861,7 @@
       <w:r>
         <w:rPr>
           <w:rFonts w:asciiTheme="minorBidi" w:hAnsiTheme="minorBidi" w:cstheme="minorBidi" w:hint="cs"/>
+          <w:highlight w:val="yellow"/>
           <w:rtl/>
         </w:rPr>
         <w:t xml:space="preserve"> </w:t>
@@ -1823,6 +1870,7 @@
       <w:r>
         <w:rPr>
           <w:rFonts w:asciiTheme="minorBidi" w:hAnsiTheme="minorBidi" w:cstheme="minorBidi" w:hint="cs"/>
+          <w:highlight w:val="yellow"/>
           <w:rtl/>
         </w:rPr>
         <w:t>וביחרו</w:t>
@@ -1831,6 +1879,7 @@
       <w:r>
         <w:rPr>
           <w:rFonts w:asciiTheme="minorBidi" w:hAnsiTheme="minorBidi" w:cstheme="minorBidi" w:hint="cs"/>
+          <w:highlight w:val="yellow"/>
           <w:rtl/>
         </w:rPr>
         <w:t xml:space="preserve"> את המודל הסופי.</w:t>
@@ -1868,11 +1917,13 @@
         </w:numPr>
         <w:rPr>
           <w:rFonts w:asciiTheme="minorBidi" w:hAnsiTheme="minorBidi" w:cstheme="minorBidi"/>
-        </w:rPr>
-      </w:pPr>
-      <w:r>
-        <w:rPr>
-          <w:rFonts w:asciiTheme="minorBidi" w:hAnsiTheme="minorBidi" w:cstheme="minorBidi"/>
+          <w:highlight w:val="yellow"/>
+        </w:rPr>
+      </w:pPr>
+      <w:r>
+        <w:rPr>
+          <w:rFonts w:asciiTheme="minorBidi" w:hAnsiTheme="minorBidi" w:cstheme="minorBidi"/>
+          <w:highlight w:val="yellow"/>
           <w:rtl/>
         </w:rPr>
         <w:t xml:space="preserve">יש </w:t>
@@ -1880,6 +1931,7 @@
       <w:r>
         <w:rPr>
           <w:rFonts w:asciiTheme="minorBidi" w:hAnsiTheme="minorBidi" w:cstheme="minorBidi" w:hint="cs"/>
+          <w:highlight w:val="yellow"/>
           <w:rtl/>
         </w:rPr>
         <w:t xml:space="preserve">לאמוד </w:t>
@@ -1887,6 +1939,7 @@
       <w:r>
         <w:rPr>
           <w:rFonts w:asciiTheme="minorBidi" w:hAnsiTheme="minorBidi" w:cstheme="minorBidi"/>
+          <w:highlight w:val="yellow"/>
           <w:rtl/>
         </w:rPr>
         <w:t xml:space="preserve">את ביצועי המודל(ים) הסופי </w:t>
@@ -1894,6 +1947,7 @@
       <w:r>
         <w:rPr>
           <w:rFonts w:asciiTheme="minorBidi" w:hAnsiTheme="minorBidi" w:cstheme="minorBidi" w:hint="cs"/>
+          <w:highlight w:val="yellow"/>
           <w:rtl/>
         </w:rPr>
         <w:t>(</w:t>
@@ -1901,12 +1955,14 @@
       <w:r>
         <w:rPr>
           <w:rFonts w:asciiTheme="minorBidi" w:hAnsiTheme="minorBidi" w:cstheme="minorBidi"/>
+          <w:highlight w:val="yellow"/>
         </w:rPr>
         <w:t>out-of-sample</w:t>
       </w:r>
       <w:r>
         <w:rPr>
           <w:rFonts w:asciiTheme="minorBidi" w:hAnsiTheme="minorBidi" w:cstheme="minorBidi" w:hint="cs"/>
+          <w:highlight w:val="yellow"/>
           <w:rtl/>
         </w:rPr>
         <w:t xml:space="preserve">) </w:t>
@@ -1914,6 +1970,7 @@
       <w:r>
         <w:rPr>
           <w:rFonts w:asciiTheme="minorBidi" w:hAnsiTheme="minorBidi" w:cstheme="minorBidi"/>
+          <w:highlight w:val="yellow"/>
           <w:rtl/>
         </w:rPr>
         <w:t xml:space="preserve">שנבחר </w:t>
@@ -1921,6 +1978,7 @@
       <w:r>
         <w:rPr>
           <w:rFonts w:asciiTheme="minorBidi" w:hAnsiTheme="minorBidi" w:cstheme="minorBidi" w:hint="cs"/>
+          <w:highlight w:val="yellow"/>
           <w:rtl/>
         </w:rPr>
         <w:t>בעזרת אחת מ</w:t>
@@ -1928,6 +1986,7 @@
       <w:r>
         <w:rPr>
           <w:rFonts w:asciiTheme="minorBidi" w:hAnsiTheme="minorBidi" w:cstheme="minorBidi"/>
+          <w:highlight w:val="yellow"/>
           <w:rtl/>
         </w:rPr>
         <w:t xml:space="preserve">שיטת </w:t>
@@ -1935,6 +1994,7 @@
       <w:r>
         <w:rPr>
           <w:rFonts w:asciiTheme="minorBidi" w:hAnsiTheme="minorBidi" w:cstheme="minorBidi" w:hint="cs"/>
+          <w:highlight w:val="yellow"/>
           <w:rtl/>
         </w:rPr>
         <w:t>ה־</w:t>
@@ -1942,12 +2002,14 @@
       <w:r>
         <w:rPr>
           <w:rFonts w:asciiTheme="minorBidi" w:hAnsiTheme="minorBidi" w:cstheme="minorBidi"/>
+          <w:highlight w:val="yellow"/>
         </w:rPr>
         <w:t>resampling</w:t>
       </w:r>
       <w:r>
         <w:rPr>
           <w:rFonts w:asciiTheme="minorBidi" w:hAnsiTheme="minorBidi" w:cstheme="minorBidi" w:hint="cs"/>
+          <w:highlight w:val="yellow"/>
           <w:rtl/>
         </w:rPr>
         <w:t xml:space="preserve"> </w:t>
@@ -1955,6 +2017,7 @@
       <w:r>
         <w:rPr>
           <w:rFonts w:asciiTheme="minorBidi" w:hAnsiTheme="minorBidi" w:cstheme="minorBidi"/>
+          <w:highlight w:val="yellow"/>
           <w:rtl/>
         </w:rPr>
         <w:t>שנלמדו</w:t>
@@ -1962,6 +2025,7 @@
       <w:r>
         <w:rPr>
           <w:rFonts w:asciiTheme="minorBidi" w:hAnsiTheme="minorBidi" w:cstheme="minorBidi" w:hint="cs"/>
+          <w:highlight w:val="yellow"/>
           <w:rtl/>
         </w:rPr>
         <w:t>.</w:t>
@@ -1976,11 +2040,13 @@
         </w:numPr>
         <w:rPr>
           <w:rFonts w:asciiTheme="minorBidi" w:hAnsiTheme="minorBidi" w:cstheme="minorBidi"/>
-        </w:rPr>
-      </w:pPr>
-      <w:r>
-        <w:rPr>
-          <w:rFonts w:asciiTheme="minorBidi" w:hAnsiTheme="minorBidi" w:cstheme="minorBidi"/>
+          <w:highlight w:val="yellow"/>
+        </w:rPr>
+      </w:pPr>
+      <w:r>
+        <w:rPr>
+          <w:rFonts w:asciiTheme="minorBidi" w:hAnsiTheme="minorBidi" w:cstheme="minorBidi"/>
+          <w:highlight w:val="yellow"/>
           <w:rtl/>
         </w:rPr>
         <w:t xml:space="preserve">אם </w:t>
@@ -1988,6 +2054,7 @@
       <w:r>
         <w:rPr>
           <w:rFonts w:asciiTheme="minorBidi" w:hAnsiTheme="minorBidi" w:cstheme="minorBidi" w:hint="cs"/>
+          <w:highlight w:val="yellow"/>
           <w:rtl/>
         </w:rPr>
         <w:t xml:space="preserve">יש מעט נתונים, ניתן לעשות זאת באמצעות </w:t>
@@ -1995,24 +2062,14 @@
       <w:r>
         <w:rPr>
           <w:rFonts w:asciiTheme="minorBidi" w:hAnsiTheme="minorBidi" w:cstheme="minorBidi"/>
-        </w:rPr>
-        <w:t>LOO</w:t>
-      </w:r>
-      <w:r>
-        <w:rPr>
-          <w:rFonts w:asciiTheme="minorBidi" w:hAnsiTheme="minorBidi" w:cstheme="minorBidi"/>
-        </w:rPr>
-        <w:t>-</w:t>
-      </w:r>
-      <w:r>
-        <w:rPr>
-          <w:rFonts w:asciiTheme="minorBidi" w:hAnsiTheme="minorBidi" w:cstheme="minorBidi"/>
-        </w:rPr>
-        <w:t>CV</w:t>
-      </w:r>
-      <w:r>
-        <w:rPr>
-          <w:rFonts w:asciiTheme="minorBidi" w:hAnsiTheme="minorBidi" w:cstheme="minorBidi"/>
+          <w:highlight w:val="yellow"/>
+        </w:rPr>
+        <w:t>LOO-CV</w:t>
+      </w:r>
+      <w:r>
+        <w:rPr>
+          <w:rFonts w:asciiTheme="minorBidi" w:hAnsiTheme="minorBidi" w:cstheme="minorBidi"/>
+          <w:highlight w:val="yellow"/>
           <w:rtl/>
         </w:rPr>
         <w:t>.</w:t>
@@ -2027,11 +2084,13 @@
         </w:numPr>
         <w:rPr>
           <w:rFonts w:asciiTheme="minorBidi" w:hAnsiTheme="minorBidi" w:cstheme="minorBidi"/>
-        </w:rPr>
-      </w:pPr>
-      <w:r>
-        <w:rPr>
-          <w:rFonts w:asciiTheme="minorBidi" w:hAnsiTheme="minorBidi" w:cstheme="minorBidi"/>
+          <w:highlight w:val="yellow"/>
+        </w:rPr>
+      </w:pPr>
+      <w:r>
+        <w:rPr>
+          <w:rFonts w:asciiTheme="minorBidi" w:hAnsiTheme="minorBidi" w:cstheme="minorBidi"/>
+          <w:highlight w:val="yellow"/>
           <w:rtl/>
         </w:rPr>
         <w:t xml:space="preserve">אם יש </w:t>
@@ -2039,6 +2098,7 @@
       <w:r>
         <w:rPr>
           <w:rFonts w:asciiTheme="minorBidi" w:hAnsiTheme="minorBidi" w:cstheme="minorBidi" w:hint="cs"/>
+          <w:highlight w:val="yellow"/>
           <w:rtl/>
         </w:rPr>
         <w:t xml:space="preserve">הרבה נתונים, רצוי </w:t>
@@ -2046,6 +2106,7 @@
       <w:r>
         <w:rPr>
           <w:rFonts w:asciiTheme="minorBidi" w:hAnsiTheme="minorBidi" w:cstheme="minorBidi"/>
+          <w:highlight w:val="yellow"/>
           <w:rtl/>
         </w:rPr>
         <w:t xml:space="preserve">לבחון את ביצועי המודלים על </w:t>
@@ -2053,12 +2114,14 @@
       <w:r>
         <w:rPr>
           <w:rFonts w:asciiTheme="minorBidi" w:hAnsiTheme="minorBidi" w:cstheme="minorBidi"/>
+          <w:highlight w:val="yellow"/>
         </w:rPr>
         <w:t>test set</w:t>
       </w:r>
       <w:r>
         <w:rPr>
           <w:rFonts w:asciiTheme="minorBidi" w:hAnsiTheme="minorBidi" w:cstheme="minorBidi"/>
+          <w:highlight w:val="yellow"/>
           <w:rtl/>
         </w:rPr>
         <w:t xml:space="preserve"> אמיתי. </w:t>
@@ -2073,11 +2136,13 @@
         </w:numPr>
         <w:rPr>
           <w:rFonts w:asciiTheme="minorBidi" w:hAnsiTheme="minorBidi" w:cstheme="minorBidi"/>
-        </w:rPr>
-      </w:pPr>
-      <w:r>
-        <w:rPr>
-          <w:rFonts w:asciiTheme="minorBidi" w:hAnsiTheme="minorBidi" w:cstheme="minorBidi" w:hint="cs"/>
+          <w:highlight w:val="yellow"/>
+        </w:rPr>
+      </w:pPr>
+      <w:r>
+        <w:rPr>
+          <w:rFonts w:asciiTheme="minorBidi" w:hAnsiTheme="minorBidi" w:cstheme="minorBidi" w:hint="cs"/>
+          <w:highlight w:val="yellow"/>
           <w:rtl/>
         </w:rPr>
         <w:t>השתמשו ב</w:t>
@@ -2085,6 +2150,7 @@
       <w:r>
         <w:rPr>
           <w:rFonts w:asciiTheme="minorBidi" w:hAnsiTheme="minorBidi" w:cstheme="minorBidi"/>
+          <w:highlight w:val="yellow"/>
           <w:rtl/>
         </w:rPr>
         <w:t xml:space="preserve">מדדים רלוונטיים להערכת טיב המודל (דיוק, </w:t>
@@ -2092,12 +2158,14 @@
       <w:r>
         <w:rPr>
           <w:rFonts w:asciiTheme="minorBidi" w:hAnsiTheme="minorBidi" w:cstheme="minorBidi"/>
+          <w:highlight w:val="yellow"/>
         </w:rPr>
         <w:t>F1</w:t>
       </w:r>
       <w:r>
         <w:rPr>
           <w:rFonts w:asciiTheme="minorBidi" w:hAnsiTheme="minorBidi" w:cstheme="minorBidi"/>
+          <w:highlight w:val="yellow"/>
           <w:rtl/>
         </w:rPr>
         <w:t xml:space="preserve">, </w:t>
@@ -2105,12 +2173,14 @@
       <w:r>
         <w:rPr>
           <w:rFonts w:asciiTheme="minorBidi" w:hAnsiTheme="minorBidi" w:cstheme="minorBidi"/>
+          <w:highlight w:val="yellow"/>
         </w:rPr>
         <w:t>R</w:t>
       </w:r>
       <w:r>
         <w:rPr>
           <w:rFonts w:asciiTheme="minorBidi" w:hAnsiTheme="minorBidi" w:cstheme="minorBidi"/>
+          <w:highlight w:val="yellow"/>
           <w:rtl/>
         </w:rPr>
         <w:t xml:space="preserve"> בריבוע, וכדומה...).</w:t>
